--- a/docs/12-final-report/Пояснительная записка.docx
+++ b/docs/12-final-report/Пояснительная записка.docx
@@ -1364,16 +1364,7 @@
               <w:rFonts w:ascii="Times New Roman" w:hAnsi="Times New Roman" w:cs="Times New Roman"/>
               <w:color w:val="auto"/>
             </w:rPr>
-            <w:t>Содержани</w:t>
-          </w:r>
-          <w:bookmarkStart w:id="1" w:name="_GoBack"/>
-          <w:bookmarkEnd w:id="1"/>
-          <w:r>
-            <w:rPr>
-              <w:rFonts w:ascii="Times New Roman" w:hAnsi="Times New Roman" w:cs="Times New Roman"/>
-              <w:color w:val="auto"/>
-            </w:rPr>
-            <w:t>е</w:t>
+            <w:t>Содержание</w:t>
           </w:r>
         </w:p>
         <w:p>
@@ -8290,7 +8281,7 @@
           <w:lang w:eastAsia="ru-RU"/>
         </w:rPr>
       </w:pPr>
-      <w:bookmarkStart w:id="2" w:name="_Toc231562510"/>
+      <w:bookmarkStart w:id="1" w:name="_Toc231562510"/>
       <w:r>
         <w:rPr>
           <w:b/>
@@ -8300,7 +8291,7 @@
         <w:lastRenderedPageBreak/>
         <w:t>ВВЕДЕНИЕ</w:t>
       </w:r>
-      <w:bookmarkEnd w:id="2"/>
+      <w:bookmarkEnd w:id="1"/>
     </w:p>
     <w:p>
       <w:pPr>
@@ -8312,7 +8303,7 @@
           <w:lang w:eastAsia="ru-RU"/>
         </w:rPr>
       </w:pPr>
-      <w:bookmarkStart w:id="3" w:name="_Toc231562511"/>
+      <w:bookmarkStart w:id="2" w:name="_Toc231562511"/>
       <w:r>
         <w:rPr>
           <w:b/>
@@ -8321,7 +8312,7 @@
         </w:rPr>
         <w:t>Актуальность</w:t>
       </w:r>
-      <w:bookmarkEnd w:id="3"/>
+      <w:bookmarkEnd w:id="2"/>
     </w:p>
     <w:p>
       <w:pPr>
@@ -8485,7 +8476,7 @@
           <w:lang w:eastAsia="ru-RU"/>
         </w:rPr>
       </w:pPr>
-      <w:bookmarkStart w:id="4" w:name="_Toc231562512"/>
+      <w:bookmarkStart w:id="3" w:name="_Toc231562512"/>
       <w:r>
         <w:rPr>
           <w:b/>
@@ -8494,7 +8485,7 @@
         </w:rPr>
         <w:t>Цель и задачи</w:t>
       </w:r>
-      <w:bookmarkEnd w:id="4"/>
+      <w:bookmarkEnd w:id="3"/>
     </w:p>
     <w:p>
       <w:pPr>
@@ -8899,7 +8890,7 @@
           <w:lang w:eastAsia="ru-RU"/>
         </w:rPr>
       </w:pPr>
-      <w:bookmarkStart w:id="5" w:name="_Toc231562513"/>
+      <w:bookmarkStart w:id="4" w:name="_Toc231562513"/>
       <w:r>
         <w:rPr>
           <w:b/>
@@ -8908,7 +8899,7 @@
         </w:rPr>
         <w:t>Объект и предмет исследования</w:t>
       </w:r>
-      <w:bookmarkEnd w:id="5"/>
+      <w:bookmarkEnd w:id="4"/>
     </w:p>
     <w:p>
       <w:pPr>
@@ -9069,7 +9060,7 @@
         <w:lastRenderedPageBreak/>
         <w:t xml:space="preserve"> </w:t>
       </w:r>
-      <w:bookmarkStart w:id="6" w:name="_Toc231562514"/>
+      <w:bookmarkStart w:id="5" w:name="_Toc231562514"/>
       <w:r>
         <w:rPr>
           <w:b/>
@@ -9077,7 +9068,7 @@
         </w:rPr>
         <w:t>АНАЛИТИЧЕСКАЯ ЧАСТЬ</w:t>
       </w:r>
-      <w:bookmarkEnd w:id="6"/>
+      <w:bookmarkEnd w:id="5"/>
     </w:p>
     <w:p>
       <w:pPr>
@@ -9096,7 +9087,7 @@
           <w:bCs/>
         </w:rPr>
       </w:pPr>
-      <w:bookmarkStart w:id="7" w:name="_Toc231562515"/>
+      <w:bookmarkStart w:id="6" w:name="_Toc231562515"/>
       <w:r>
         <w:rPr>
           <w:b/>
@@ -9104,7 +9095,7 @@
         </w:rPr>
         <w:t>Описание предметной области</w:t>
       </w:r>
-      <w:bookmarkEnd w:id="7"/>
+      <w:bookmarkEnd w:id="6"/>
     </w:p>
     <w:p>
       <w:pPr>
@@ -9199,7 +9190,7 @@
           <w:bCs/>
         </w:rPr>
       </w:pPr>
-      <w:bookmarkStart w:id="8" w:name="_Toc231562516"/>
+      <w:bookmarkStart w:id="7" w:name="_Toc231562516"/>
       <w:r>
         <w:rPr>
           <w:b/>
@@ -9207,7 +9198,7 @@
         </w:rPr>
         <w:t>Анализ бизнес-процессов (IDEF0)</w:t>
       </w:r>
-      <w:bookmarkEnd w:id="8"/>
+      <w:bookmarkEnd w:id="7"/>
     </w:p>
     <w:p>
       <w:pPr>
@@ -9344,7 +9335,7 @@
           <w:bCs/>
         </w:rPr>
       </w:pPr>
-      <w:bookmarkStart w:id="9" w:name="_Toc231562517"/>
+      <w:bookmarkStart w:id="8" w:name="_Toc231562517"/>
       <w:r>
         <w:rPr>
           <w:b/>
@@ -9352,7 +9343,7 @@
         </w:rPr>
         <w:t>SWOT-анализ текущего состояния</w:t>
       </w:r>
-      <w:bookmarkEnd w:id="9"/>
+      <w:bookmarkEnd w:id="8"/>
     </w:p>
     <w:p>
       <w:pPr>
@@ -9872,7 +9863,7 @@
           <w:bCs/>
         </w:rPr>
       </w:pPr>
-      <w:bookmarkStart w:id="10" w:name="_Toc231562518"/>
+      <w:bookmarkStart w:id="9" w:name="_Toc231562518"/>
       <w:r>
         <w:rPr>
           <w:b/>
@@ -9880,7 +9871,7 @@
         </w:rPr>
         <w:t>Анализ аналогов и конкурентов</w:t>
       </w:r>
-      <w:bookmarkEnd w:id="10"/>
+      <w:bookmarkEnd w:id="9"/>
     </w:p>
     <w:p>
       <w:pPr>
@@ -11494,7 +11485,7 @@
           <w:bCs/>
         </w:rPr>
       </w:pPr>
-      <w:bookmarkStart w:id="11" w:name="_Toc231562519"/>
+      <w:bookmarkStart w:id="10" w:name="_Toc231562519"/>
       <w:r>
         <w:rPr>
           <w:b/>
@@ -11502,7 +11493,7 @@
         </w:rPr>
         <w:t>Обоснование необходимости разработки</w:t>
       </w:r>
-      <w:bookmarkEnd w:id="11"/>
+      <w:bookmarkEnd w:id="10"/>
     </w:p>
     <w:p>
       <w:pPr>
@@ -11557,7 +11548,7 @@
           <w:bCs/>
         </w:rPr>
       </w:pPr>
-      <w:bookmarkStart w:id="12" w:name="_Toc231562520"/>
+      <w:bookmarkStart w:id="11" w:name="_Toc231562520"/>
       <w:r>
         <w:rPr>
           <w:b/>
@@ -11568,7 +11559,7 @@
       <w:r>
         <w:t>)</w:t>
       </w:r>
-      <w:bookmarkEnd w:id="12"/>
+      <w:bookmarkEnd w:id="11"/>
     </w:p>
     <w:p>
       <w:pPr>
@@ -14832,7 +14823,7 @@
           <w:bCs/>
         </w:rPr>
       </w:pPr>
-      <w:bookmarkStart w:id="13" w:name="_Toc231562521"/>
+      <w:bookmarkStart w:id="12" w:name="_Toc231562521"/>
       <w:r>
         <w:rPr>
           <w:b/>
@@ -14841,7 +14832,7 @@
         <w:lastRenderedPageBreak/>
         <w:t>ПРОЕКТНАЯ ЧАСТЬ</w:t>
       </w:r>
-      <w:bookmarkEnd w:id="13"/>
+      <w:bookmarkEnd w:id="12"/>
     </w:p>
     <w:p>
       <w:pPr>
@@ -14885,7 +14876,7 @@
           <w:bCs/>
         </w:rPr>
       </w:pPr>
-      <w:bookmarkStart w:id="14" w:name="_Toc231562522"/>
+      <w:bookmarkStart w:id="13" w:name="_Toc231562522"/>
       <w:r>
         <w:rPr>
           <w:b/>
@@ -14901,7 +14892,7 @@
         </w:rPr>
         <w:t>диаграмма</w:t>
       </w:r>
-      <w:bookmarkEnd w:id="14"/>
+      <w:bookmarkEnd w:id="13"/>
     </w:p>
     <w:p>
       <w:pPr>
@@ -14963,7 +14954,7 @@
           <w:bCs/>
         </w:rPr>
       </w:pPr>
-      <w:bookmarkStart w:id="15" w:name="_Toc231562523"/>
+      <w:bookmarkStart w:id="14" w:name="_Toc231562523"/>
       <w:r>
         <w:rPr>
           <w:b/>
@@ -14971,7 +14962,7 @@
         </w:rPr>
         <w:t>Спецификация прецедентов</w:t>
       </w:r>
-      <w:bookmarkEnd w:id="15"/>
+      <w:bookmarkEnd w:id="14"/>
     </w:p>
     <w:p>
       <w:pPr>
@@ -15136,7 +15127,7 @@
           <w:bCs/>
         </w:rPr>
       </w:pPr>
-      <w:bookmarkStart w:id="16" w:name="_Toc231562524"/>
+      <w:bookmarkStart w:id="15" w:name="_Toc231562524"/>
       <w:r>
         <w:rPr>
           <w:b/>
@@ -15144,7 +15135,7 @@
         </w:rPr>
         <w:t>Глоссарий терминов</w:t>
       </w:r>
-      <w:bookmarkEnd w:id="16"/>
+      <w:bookmarkEnd w:id="15"/>
     </w:p>
     <w:p>
       <w:pPr>
@@ -15780,7 +15771,7 @@
           <w:bCs/>
         </w:rPr>
       </w:pPr>
-      <w:bookmarkStart w:id="17" w:name="_Toc231562525"/>
+      <w:bookmarkStart w:id="16" w:name="_Toc231562525"/>
       <w:r>
         <w:rPr>
           <w:b/>
@@ -15788,7 +15779,7 @@
         </w:rPr>
         <w:t>Модель предметной области</w:t>
       </w:r>
-      <w:bookmarkEnd w:id="17"/>
+      <w:bookmarkEnd w:id="16"/>
     </w:p>
     <w:p>
       <w:pPr>
@@ -15807,7 +15798,7 @@
           <w:bCs/>
         </w:rPr>
       </w:pPr>
-      <w:bookmarkStart w:id="18" w:name="_Toc231562526"/>
+      <w:bookmarkStart w:id="17" w:name="_Toc231562526"/>
       <w:r>
         <w:rPr>
           <w:b/>
@@ -15831,7 +15822,7 @@
         </w:rPr>
         <w:t>)</w:t>
       </w:r>
-      <w:bookmarkEnd w:id="18"/>
+      <w:bookmarkEnd w:id="17"/>
     </w:p>
     <w:p>
       <w:pPr>
@@ -15858,7 +15849,7 @@
           <w:bCs/>
         </w:rPr>
       </w:pPr>
-      <w:bookmarkStart w:id="19" w:name="_Toc231562527"/>
+      <w:bookmarkStart w:id="18" w:name="_Toc231562527"/>
       <w:r>
         <w:rPr>
           <w:b/>
@@ -15866,7 +15857,7 @@
         </w:rPr>
         <w:t>Описание сущностей и атрибутов</w:t>
       </w:r>
-      <w:bookmarkEnd w:id="19"/>
+      <w:bookmarkEnd w:id="18"/>
     </w:p>
     <w:p>
       <w:pPr>
@@ -17345,7 +17336,7 @@
           <w:bCs/>
         </w:rPr>
       </w:pPr>
-      <w:bookmarkStart w:id="20" w:name="_Toc231562528"/>
+      <w:bookmarkStart w:id="19" w:name="_Toc231562528"/>
       <w:r>
         <w:rPr>
           <w:b/>
@@ -17353,7 +17344,7 @@
         </w:rPr>
         <w:t>Бизнес-правила</w:t>
       </w:r>
-      <w:bookmarkEnd w:id="20"/>
+      <w:bookmarkEnd w:id="19"/>
     </w:p>
     <w:p>
       <w:pPr>
@@ -17493,7 +17484,7 @@
           <w:bCs/>
         </w:rPr>
       </w:pPr>
-      <w:bookmarkStart w:id="21" w:name="_Toc231562529"/>
+      <w:bookmarkStart w:id="20" w:name="_Toc231562529"/>
       <w:r>
         <w:rPr>
           <w:b/>
@@ -17501,7 +17492,7 @@
         </w:rPr>
         <w:t>Архитектурное проектирование</w:t>
       </w:r>
-      <w:bookmarkEnd w:id="21"/>
+      <w:bookmarkEnd w:id="20"/>
     </w:p>
     <w:p>
       <w:pPr>
@@ -17520,7 +17511,7 @@
           <w:bCs/>
         </w:rPr>
       </w:pPr>
-      <w:bookmarkStart w:id="22" w:name="_Toc231562530"/>
+      <w:bookmarkStart w:id="21" w:name="_Toc231562530"/>
       <w:r>
         <w:rPr>
           <w:b/>
@@ -17528,7 +17519,7 @@
         </w:rPr>
         <w:t>Выбор архитектурного стиля</w:t>
       </w:r>
-      <w:bookmarkEnd w:id="22"/>
+      <w:bookmarkEnd w:id="21"/>
     </w:p>
     <w:p>
       <w:pPr>
@@ -17643,7 +17634,7 @@
           <w:bCs/>
         </w:rPr>
       </w:pPr>
-      <w:bookmarkStart w:id="23" w:name="_Toc231562531"/>
+      <w:bookmarkStart w:id="22" w:name="_Toc231562531"/>
       <w:r>
         <w:rPr>
           <w:b/>
@@ -17651,7 +17642,7 @@
         </w:rPr>
         <w:t>Диаграмма пакетов (PCMEF)</w:t>
       </w:r>
-      <w:bookmarkEnd w:id="23"/>
+      <w:bookmarkEnd w:id="22"/>
     </w:p>
     <w:p>
       <w:pPr>
@@ -18102,7 +18093,7 @@
           <w:bCs/>
         </w:rPr>
       </w:pPr>
-      <w:bookmarkStart w:id="24" w:name="_Toc231562532"/>
+      <w:bookmarkStart w:id="23" w:name="_Toc231562532"/>
       <w:r>
         <w:rPr>
           <w:b/>
@@ -18110,7 +18101,7 @@
         </w:rPr>
         <w:t>Описание слоёв и их ответственности</w:t>
       </w:r>
-      <w:bookmarkEnd w:id="24"/>
+      <w:bookmarkEnd w:id="23"/>
     </w:p>
     <w:p>
       <w:pPr>
@@ -18334,7 +18325,7 @@
           <w:bCs/>
         </w:rPr>
       </w:pPr>
-      <w:bookmarkStart w:id="25" w:name="_Toc231562533"/>
+      <w:bookmarkStart w:id="24" w:name="_Toc231562533"/>
       <w:r>
         <w:rPr>
           <w:b/>
@@ -18342,7 +18333,7 @@
         </w:rPr>
         <w:t>Архитектурные решения (ADR)</w:t>
       </w:r>
-      <w:bookmarkEnd w:id="25"/>
+      <w:bookmarkEnd w:id="24"/>
     </w:p>
     <w:p>
       <w:pPr>
@@ -19311,7 +19302,7 @@
           <w:bCs/>
         </w:rPr>
       </w:pPr>
-      <w:bookmarkStart w:id="26" w:name="_Toc231562534"/>
+      <w:bookmarkStart w:id="25" w:name="_Toc231562534"/>
       <w:r>
         <w:rPr>
           <w:b/>
@@ -19319,7 +19310,7 @@
         </w:rPr>
         <w:t>Проектирование базы данных</w:t>
       </w:r>
-      <w:bookmarkEnd w:id="26"/>
+      <w:bookmarkEnd w:id="25"/>
     </w:p>
     <w:p>
       <w:pPr>
@@ -19338,7 +19329,7 @@
           <w:bCs/>
         </w:rPr>
       </w:pPr>
-      <w:bookmarkStart w:id="27" w:name="_Toc231562535"/>
+      <w:bookmarkStart w:id="26" w:name="_Toc231562535"/>
       <w:r>
         <w:rPr>
           <w:b/>
@@ -19346,7 +19337,7 @@
         </w:rPr>
         <w:t>ER-диаграмма</w:t>
       </w:r>
-      <w:bookmarkEnd w:id="27"/>
+      <w:bookmarkEnd w:id="26"/>
     </w:p>
     <w:p>
       <w:pPr>
@@ -19405,7 +19396,7 @@
           <w:bCs/>
         </w:rPr>
       </w:pPr>
-      <w:bookmarkStart w:id="28" w:name="_Toc231562536"/>
+      <w:bookmarkStart w:id="27" w:name="_Toc231562536"/>
       <w:r>
         <w:rPr>
           <w:b/>
@@ -19413,7 +19404,7 @@
         </w:rPr>
         <w:t>Физическая модель данных</w:t>
       </w:r>
-      <w:bookmarkEnd w:id="28"/>
+      <w:bookmarkEnd w:id="27"/>
     </w:p>
     <w:p>
       <w:pPr>
@@ -20904,7 +20895,7 @@
           <w:bCs/>
         </w:rPr>
       </w:pPr>
-      <w:bookmarkStart w:id="29" w:name="_Toc231562537"/>
+      <w:bookmarkStart w:id="28" w:name="_Toc231562537"/>
       <w:r>
         <w:rPr>
           <w:b/>
@@ -20912,7 +20903,7 @@
         </w:rPr>
         <w:t>DDL-скрипты</w:t>
       </w:r>
-      <w:bookmarkEnd w:id="29"/>
+      <w:bookmarkEnd w:id="28"/>
     </w:p>
     <w:p>
       <w:pPr>
@@ -21209,7 +21200,7 @@
           <w:bCs/>
         </w:rPr>
       </w:pPr>
-      <w:bookmarkStart w:id="30" w:name="_Toc231562538"/>
+      <w:bookmarkStart w:id="29" w:name="_Toc231562538"/>
       <w:r>
         <w:rPr>
           <w:b/>
@@ -21217,7 +21208,7 @@
         </w:rPr>
         <w:t>Детальное проектирование</w:t>
       </w:r>
-      <w:bookmarkEnd w:id="30"/>
+      <w:bookmarkEnd w:id="29"/>
     </w:p>
     <w:p>
       <w:pPr>
@@ -21243,7 +21234,7 @@
         </w:rPr>
         <w:t xml:space="preserve"> </w:t>
       </w:r>
-      <w:bookmarkStart w:id="31" w:name="_Toc231562539"/>
+      <w:bookmarkStart w:id="30" w:name="_Toc231562539"/>
       <w:r>
         <w:rPr>
           <w:b/>
@@ -21251,7 +21242,7 @@
         </w:rPr>
         <w:t>Диаграммы последовательности</w:t>
       </w:r>
-      <w:bookmarkEnd w:id="31"/>
+      <w:bookmarkEnd w:id="30"/>
     </w:p>
     <w:p>
       <w:pPr>
@@ -21390,7 +21381,7 @@
           <w:bCs/>
         </w:rPr>
       </w:pPr>
-      <w:bookmarkStart w:id="32" w:name="_Toc231562540"/>
+      <w:bookmarkStart w:id="31" w:name="_Toc231562540"/>
       <w:r>
         <w:rPr>
           <w:b/>
@@ -21398,7 +21389,7 @@
         </w:rPr>
         <w:t>Диаграммы классов проектирования</w:t>
       </w:r>
-      <w:bookmarkEnd w:id="32"/>
+      <w:bookmarkEnd w:id="31"/>
     </w:p>
     <w:p>
       <w:pPr>
@@ -22543,7 +22534,7 @@
           <w:bCs/>
         </w:rPr>
       </w:pPr>
-      <w:bookmarkStart w:id="33" w:name="_Toc231562541"/>
+      <w:bookmarkStart w:id="32" w:name="_Toc231562541"/>
       <w:r>
         <w:rPr>
           <w:b/>
@@ -22559,7 +22550,7 @@
         </w:rPr>
         <w:t>GoF</w:t>
       </w:r>
-      <w:bookmarkEnd w:id="33"/>
+      <w:bookmarkEnd w:id="32"/>
       <w:proofErr w:type="spellEnd"/>
     </w:p>
     <w:p>
@@ -23924,7 +23915,7 @@
           <w:bCs/>
         </w:rPr>
       </w:pPr>
-      <w:bookmarkStart w:id="34" w:name="_Toc231562542"/>
+      <w:bookmarkStart w:id="33" w:name="_Toc231562542"/>
       <w:r>
         <w:rPr>
           <w:b/>
@@ -23933,7 +23924,7 @@
         <w:lastRenderedPageBreak/>
         <w:t>РЕАЛИЗАЦИОННАЯ ЧАСТЬ</w:t>
       </w:r>
-      <w:bookmarkEnd w:id="34"/>
+      <w:bookmarkEnd w:id="33"/>
     </w:p>
     <w:p>
       <w:pPr>
@@ -23952,7 +23943,7 @@
           <w:bCs/>
         </w:rPr>
       </w:pPr>
-      <w:bookmarkStart w:id="35" w:name="_Toc231562543"/>
+      <w:bookmarkStart w:id="34" w:name="_Toc231562543"/>
       <w:r>
         <w:rPr>
           <w:b/>
@@ -23960,7 +23951,7 @@
         </w:rPr>
         <w:t>Реализация бизнес-логики</w:t>
       </w:r>
-      <w:bookmarkEnd w:id="35"/>
+      <w:bookmarkEnd w:id="34"/>
     </w:p>
     <w:p>
       <w:pPr>
@@ -23979,7 +23970,7 @@
           <w:bCs/>
         </w:rPr>
       </w:pPr>
-      <w:bookmarkStart w:id="36" w:name="_Toc231562544"/>
+      <w:bookmarkStart w:id="35" w:name="_Toc231562544"/>
       <w:r>
         <w:rPr>
           <w:b/>
@@ -23987,7 +23978,7 @@
         </w:rPr>
         <w:t>Структура проекта</w:t>
       </w:r>
-      <w:bookmarkEnd w:id="36"/>
+      <w:bookmarkEnd w:id="35"/>
     </w:p>
     <w:p>
       <w:pPr>
@@ -24861,7 +24852,7 @@
           <w:bCs/>
         </w:rPr>
       </w:pPr>
-      <w:bookmarkStart w:id="37" w:name="_Toc231562545"/>
+      <w:bookmarkStart w:id="36" w:name="_Toc231562545"/>
       <w:r>
         <w:rPr>
           <w:b/>
@@ -24869,7 +24860,7 @@
         </w:rPr>
         <w:t>Классы-сущности</w:t>
       </w:r>
-      <w:bookmarkEnd w:id="37"/>
+      <w:bookmarkEnd w:id="36"/>
     </w:p>
     <w:p>
       <w:pPr>
@@ -25077,7 +25068,7 @@
           <w:bCs/>
         </w:rPr>
       </w:pPr>
-      <w:bookmarkStart w:id="38" w:name="_Toc231562546"/>
+      <w:bookmarkStart w:id="37" w:name="_Toc231562546"/>
       <w:r>
         <w:rPr>
           <w:b/>
@@ -25085,7 +25076,7 @@
         </w:rPr>
         <w:t>Слой доступа к данным</w:t>
       </w:r>
-      <w:bookmarkEnd w:id="38"/>
+      <w:bookmarkEnd w:id="37"/>
     </w:p>
     <w:p>
       <w:pPr>
@@ -25448,7 +25439,7 @@
           <w:bCs/>
         </w:rPr>
       </w:pPr>
-      <w:bookmarkStart w:id="39" w:name="_Toc231562547"/>
+      <w:bookmarkStart w:id="38" w:name="_Toc231562547"/>
       <w:r>
         <w:rPr>
           <w:b/>
@@ -25456,7 +25447,7 @@
         </w:rPr>
         <w:t>Слой управления</w:t>
       </w:r>
-      <w:bookmarkEnd w:id="39"/>
+      <w:bookmarkEnd w:id="38"/>
     </w:p>
     <w:p>
       <w:pPr>
@@ -25758,7 +25749,7 @@
           <w:bCs/>
         </w:rPr>
       </w:pPr>
-      <w:bookmarkStart w:id="40" w:name="_Toc231562548"/>
+      <w:bookmarkStart w:id="39" w:name="_Toc231562548"/>
       <w:r>
         <w:rPr>
           <w:b/>
@@ -25766,7 +25757,7 @@
         </w:rPr>
         <w:t>Рефакторинг и оптимизация</w:t>
       </w:r>
-      <w:bookmarkEnd w:id="40"/>
+      <w:bookmarkEnd w:id="39"/>
     </w:p>
     <w:p>
       <w:pPr>
@@ -25785,7 +25776,7 @@
           <w:bCs/>
         </w:rPr>
       </w:pPr>
-      <w:bookmarkStart w:id="41" w:name="_Toc231562549"/>
+      <w:bookmarkStart w:id="40" w:name="_Toc231562549"/>
       <w:r>
         <w:rPr>
           <w:b/>
@@ -25793,7 +25784,7 @@
         </w:rPr>
         <w:t>Статический анализ кода</w:t>
       </w:r>
-      <w:bookmarkEnd w:id="41"/>
+      <w:bookmarkEnd w:id="40"/>
     </w:p>
     <w:p>
       <w:pPr>
@@ -26778,7 +26769,7 @@
           <w:bCs/>
         </w:rPr>
       </w:pPr>
-      <w:bookmarkStart w:id="42" w:name="_Toc231562550"/>
+      <w:bookmarkStart w:id="41" w:name="_Toc231562550"/>
       <w:r>
         <w:rPr>
           <w:b/>
@@ -26850,7 +26841,7 @@
         </w:rPr>
         <w:t>)</w:t>
       </w:r>
-      <w:bookmarkEnd w:id="42"/>
+      <w:bookmarkEnd w:id="41"/>
     </w:p>
     <w:p>
       <w:pPr>
@@ -27045,7 +27036,7 @@
           <w:bCs/>
         </w:rPr>
       </w:pPr>
-      <w:bookmarkStart w:id="43" w:name="_Toc231562551"/>
+      <w:bookmarkStart w:id="42" w:name="_Toc231562551"/>
       <w:r>
         <w:rPr>
           <w:b/>
@@ -27053,7 +27044,7 @@
         </w:rPr>
         <w:t>Оптимизация запросов</w:t>
       </w:r>
-      <w:bookmarkEnd w:id="43"/>
+      <w:bookmarkEnd w:id="42"/>
     </w:p>
     <w:p>
       <w:pPr>
@@ -27224,7 +27215,7 @@
           <w:bCs/>
         </w:rPr>
       </w:pPr>
-      <w:bookmarkStart w:id="44" w:name="_Toc231562552"/>
+      <w:bookmarkStart w:id="43" w:name="_Toc231562552"/>
       <w:r>
         <w:rPr>
           <w:b/>
@@ -27233,7 +27224,7 @@
         <w:lastRenderedPageBreak/>
         <w:t>Пользовательский интерфейс</w:t>
       </w:r>
-      <w:bookmarkEnd w:id="44"/>
+      <w:bookmarkEnd w:id="43"/>
     </w:p>
     <w:p>
       <w:pPr>
@@ -28287,7 +28278,7 @@
           <w:bCs/>
         </w:rPr>
       </w:pPr>
-      <w:bookmarkStart w:id="45" w:name="_Toc231562553"/>
+      <w:bookmarkStart w:id="44" w:name="_Toc231562553"/>
       <w:r>
         <w:rPr>
           <w:b/>
@@ -28295,7 +28286,7 @@
         </w:rPr>
         <w:t>Безопасность и транзакции</w:t>
       </w:r>
-      <w:bookmarkEnd w:id="45"/>
+      <w:bookmarkEnd w:id="44"/>
     </w:p>
     <w:p>
       <w:pPr>
@@ -28314,7 +28305,7 @@
           <w:bCs/>
         </w:rPr>
       </w:pPr>
-      <w:bookmarkStart w:id="46" w:name="_Toc231562554"/>
+      <w:bookmarkStart w:id="45" w:name="_Toc231562554"/>
       <w:r>
         <w:rPr>
           <w:b/>
@@ -28322,7 +28313,7 @@
         </w:rPr>
         <w:t>Аутентификация и авторизация</w:t>
       </w:r>
-      <w:bookmarkEnd w:id="46"/>
+      <w:bookmarkEnd w:id="45"/>
     </w:p>
     <w:p>
       <w:pPr>
@@ -28507,7 +28498,7 @@
           <w:bCs/>
         </w:rPr>
       </w:pPr>
-      <w:bookmarkStart w:id="47" w:name="_Toc231562555"/>
+      <w:bookmarkStart w:id="46" w:name="_Toc231562555"/>
       <w:r>
         <w:rPr>
           <w:b/>
@@ -28515,7 +28506,7 @@
         </w:rPr>
         <w:t>Управление транзакциями</w:t>
       </w:r>
-      <w:bookmarkEnd w:id="47"/>
+      <w:bookmarkEnd w:id="46"/>
     </w:p>
     <w:p>
       <w:pPr>
@@ -28612,7 +28603,7 @@
           <w:bCs/>
         </w:rPr>
       </w:pPr>
-      <w:bookmarkStart w:id="48" w:name="_Toc231562556"/>
+      <w:bookmarkStart w:id="47" w:name="_Toc231562556"/>
       <w:r>
         <w:rPr>
           <w:b/>
@@ -28620,7 +28611,7 @@
         </w:rPr>
         <w:t>Защита от атак</w:t>
       </w:r>
-      <w:bookmarkEnd w:id="48"/>
+      <w:bookmarkEnd w:id="47"/>
     </w:p>
     <w:p>
       <w:pPr>
@@ -29476,7 +29467,7 @@
           <w:bCs/>
         </w:rPr>
       </w:pPr>
-      <w:bookmarkStart w:id="49" w:name="_Toc231562557"/>
+      <w:bookmarkStart w:id="48" w:name="_Toc231562557"/>
       <w:r>
         <w:rPr>
           <w:b/>
@@ -29484,7 +29475,7 @@
         </w:rPr>
         <w:t>REST API</w:t>
       </w:r>
-      <w:bookmarkEnd w:id="49"/>
+      <w:bookmarkEnd w:id="48"/>
     </w:p>
     <w:p>
       <w:pPr>
@@ -29503,7 +29494,7 @@
           <w:bCs/>
         </w:rPr>
       </w:pPr>
-      <w:bookmarkStart w:id="50" w:name="_Toc231562558"/>
+      <w:bookmarkStart w:id="49" w:name="_Toc231562558"/>
       <w:r>
         <w:rPr>
           <w:b/>
@@ -29519,7 +29510,7 @@
         </w:rPr>
         <w:t>OpenAPI</w:t>
       </w:r>
-      <w:bookmarkEnd w:id="50"/>
+      <w:bookmarkEnd w:id="49"/>
       <w:proofErr w:type="spellEnd"/>
     </w:p>
     <w:p>
@@ -29591,7 +29582,7 @@
           <w:bCs/>
         </w:rPr>
       </w:pPr>
-      <w:bookmarkStart w:id="51" w:name="_Toc231562559"/>
+      <w:bookmarkStart w:id="50" w:name="_Toc231562559"/>
       <w:r>
         <w:rPr>
           <w:b/>
@@ -29599,7 +29590,7 @@
         </w:rPr>
         <w:t>Реализация контроллеров</w:t>
       </w:r>
-      <w:bookmarkEnd w:id="51"/>
+      <w:bookmarkEnd w:id="50"/>
     </w:p>
     <w:p>
       <w:pPr>
@@ -29905,7 +29896,7 @@
           <w:bCs/>
         </w:rPr>
       </w:pPr>
-      <w:bookmarkStart w:id="52" w:name="_Toc231562560"/>
+      <w:bookmarkStart w:id="51" w:name="_Toc231562560"/>
       <w:r>
         <w:rPr>
           <w:b/>
@@ -29913,7 +29904,7 @@
         </w:rPr>
         <w:t>Тестирование API</w:t>
       </w:r>
-      <w:bookmarkEnd w:id="52"/>
+      <w:bookmarkEnd w:id="51"/>
     </w:p>
     <w:p>
       <w:pPr>
@@ -30038,16 +30029,11 @@
       <w:r>
         <w:t xml:space="preserve"> </w:t>
       </w:r>
-      <w:proofErr w:type="gramStart"/>
       <w:r>
         <w:t>-</w:t>
       </w:r>
       <w:r>
-        <w:t xml:space="preserve"> это</w:t>
-      </w:r>
-      <w:proofErr w:type="gramEnd"/>
-      <w:r>
-        <w:t xml:space="preserve"> позволяет проверить поведение @</w:t>
+        <w:t xml:space="preserve"> это позволяет проверить поведение @</w:t>
       </w:r>
       <w:proofErr w:type="spellStart"/>
       <w:r>
@@ -30102,7 +30088,7 @@
           <w:bCs/>
         </w:rPr>
       </w:pPr>
-      <w:bookmarkStart w:id="53" w:name="_Toc231562561"/>
+      <w:bookmarkStart w:id="52" w:name="_Toc231562561"/>
       <w:r>
         <w:rPr>
           <w:b/>
@@ -30111,7 +30097,7 @@
         <w:lastRenderedPageBreak/>
         <w:t>ТЕСТИРОВАНИЕ И ОБЕСПЕЧЕНИЕ КАЧЕСТВА</w:t>
       </w:r>
-      <w:bookmarkEnd w:id="53"/>
+      <w:bookmarkEnd w:id="52"/>
     </w:p>
     <w:p>
       <w:pPr>
@@ -30130,7 +30116,7 @@
           <w:bCs/>
         </w:rPr>
       </w:pPr>
-      <w:bookmarkStart w:id="54" w:name="_Toc231562562"/>
+      <w:bookmarkStart w:id="53" w:name="_Toc231562562"/>
       <w:r>
         <w:rPr>
           <w:b/>
@@ -30138,7 +30124,7 @@
         </w:rPr>
         <w:t>Модульное тестирование</w:t>
       </w:r>
-      <w:bookmarkEnd w:id="54"/>
+      <w:bookmarkEnd w:id="53"/>
     </w:p>
     <w:p>
       <w:pPr>
@@ -31547,7 +31533,7 @@
           <w:bCs/>
         </w:rPr>
       </w:pPr>
-      <w:bookmarkStart w:id="55" w:name="_Toc231562563"/>
+      <w:bookmarkStart w:id="54" w:name="_Toc231562563"/>
       <w:r>
         <w:rPr>
           <w:b/>
@@ -31555,7 +31541,7 @@
         </w:rPr>
         <w:t>Интеграционное тестирование</w:t>
       </w:r>
-      <w:bookmarkEnd w:id="55"/>
+      <w:bookmarkEnd w:id="54"/>
     </w:p>
     <w:p>
       <w:pPr>
@@ -31698,7 +31684,7 @@
           <w:bCs/>
         </w:rPr>
       </w:pPr>
-      <w:bookmarkStart w:id="56" w:name="_Toc231562564"/>
+      <w:bookmarkStart w:id="55" w:name="_Toc231562564"/>
       <w:r>
         <w:rPr>
           <w:b/>
@@ -31706,7 +31692,7 @@
         </w:rPr>
         <w:t>Системное тестирование</w:t>
       </w:r>
-      <w:bookmarkEnd w:id="56"/>
+      <w:bookmarkEnd w:id="55"/>
     </w:p>
     <w:p>
       <w:pPr>
@@ -32411,7 +32397,7 @@
           <w:bCs/>
         </w:rPr>
       </w:pPr>
-      <w:bookmarkStart w:id="57" w:name="_Toc231562565"/>
+      <w:bookmarkStart w:id="56" w:name="_Toc231562565"/>
       <w:r>
         <w:rPr>
           <w:b/>
@@ -32419,7 +32405,7 @@
         </w:rPr>
         <w:t>Нагрузочное тестирование</w:t>
       </w:r>
-      <w:bookmarkEnd w:id="57"/>
+      <w:bookmarkEnd w:id="56"/>
     </w:p>
     <w:p>
       <w:pPr>
@@ -32496,7 +32482,7 @@
           <w:bCs/>
         </w:rPr>
       </w:pPr>
-      <w:bookmarkStart w:id="58" w:name="_Toc231562566"/>
+      <w:bookmarkStart w:id="57" w:name="_Toc231562566"/>
       <w:r>
         <w:rPr>
           <w:b/>
@@ -32504,7 +32490,7 @@
         </w:rPr>
         <w:t>Результаты тестирования</w:t>
       </w:r>
-      <w:bookmarkEnd w:id="58"/>
+      <w:bookmarkEnd w:id="57"/>
     </w:p>
     <w:p>
       <w:pPr>
@@ -33337,7 +33323,7 @@
           <w:bCs/>
         </w:rPr>
       </w:pPr>
-      <w:bookmarkStart w:id="59" w:name="_Toc231562567"/>
+      <w:bookmarkStart w:id="58" w:name="_Toc231562567"/>
       <w:r>
         <w:rPr>
           <w:b/>
@@ -33346,7 +33332,7 @@
         <w:lastRenderedPageBreak/>
         <w:t>РАЗВЁРТЫВАНИЕ И ЭКСПЛУАТАЦИЯ</w:t>
       </w:r>
-      <w:bookmarkEnd w:id="59"/>
+      <w:bookmarkEnd w:id="58"/>
     </w:p>
     <w:p>
       <w:pPr>
@@ -33365,7 +33351,7 @@
           <w:bCs/>
         </w:rPr>
       </w:pPr>
-      <w:bookmarkStart w:id="60" w:name="_Toc231562568"/>
+      <w:bookmarkStart w:id="59" w:name="_Toc231562568"/>
       <w:r>
         <w:rPr>
           <w:b/>
@@ -33388,7 +33374,7 @@
         </w:rPr>
         <w:t>)</w:t>
       </w:r>
-      <w:bookmarkEnd w:id="60"/>
+      <w:bookmarkEnd w:id="59"/>
     </w:p>
     <w:p>
       <w:pPr>
@@ -33829,7 +33815,7 @@
           <w:bCs/>
         </w:rPr>
       </w:pPr>
-      <w:bookmarkStart w:id="61" w:name="_Toc231562569"/>
+      <w:bookmarkStart w:id="60" w:name="_Toc231562569"/>
       <w:r>
         <w:rPr>
           <w:b/>
@@ -33837,7 +33823,7 @@
         </w:rPr>
         <w:t>Инструкция по установке</w:t>
       </w:r>
-      <w:bookmarkEnd w:id="61"/>
+      <w:bookmarkEnd w:id="60"/>
     </w:p>
     <w:p>
       <w:pPr>
@@ -34116,6 +34102,9 @@
       <w:pPr>
         <w:pStyle w:val="11"/>
         <w:ind w:firstLine="0"/>
+        <w:rPr>
+          <w:lang w:val="en-US"/>
+        </w:rPr>
       </w:pPr>
       <w:r>
         <w:rPr>
@@ -34123,21 +34112,49 @@
         </w:rPr>
         <w:t>cd</w:t>
       </w:r>
-      <w:proofErr w:type="gramStart"/>
-      <w:r>
-        <w:t xml:space="preserve"> ..</w:t>
-      </w:r>
-      <w:proofErr w:type="gramEnd"/>
-      <w:r>
-        <w:t>/..</w:t>
-      </w:r>
-    </w:p>
-    <w:p>
-      <w:pPr>
-        <w:pStyle w:val="11"/>
-      </w:pPr>
-      <w:r>
-        <w:t>Шаг 5. Запуск всех сервисов</w:t>
+      <w:r>
+        <w:rPr>
+          <w:lang w:val="en-US"/>
+        </w:rPr>
+        <w:t xml:space="preserve"> ../..</w:t>
+      </w:r>
+    </w:p>
+    <w:p>
+      <w:pPr>
+        <w:pStyle w:val="11"/>
+        <w:rPr>
+          <w:lang w:val="en-US"/>
+        </w:rPr>
+      </w:pPr>
+      <w:r>
+        <w:t>Шаг</w:t>
+      </w:r>
+      <w:r>
+        <w:rPr>
+          <w:lang w:val="en-US"/>
+        </w:rPr>
+        <w:t xml:space="preserve"> 5. </w:t>
+      </w:r>
+      <w:r>
+        <w:t>Запуск</w:t>
+      </w:r>
+      <w:r>
+        <w:rPr>
+          <w:lang w:val="en-US"/>
+        </w:rPr>
+        <w:t xml:space="preserve"> </w:t>
+      </w:r>
+      <w:r>
+        <w:t>всех</w:t>
+      </w:r>
+      <w:r>
+        <w:rPr>
+          <w:lang w:val="en-US"/>
+        </w:rPr>
+        <w:t xml:space="preserve"> </w:t>
+      </w:r>
+      <w:r>
+        <w:t>сервисов</w:t>
       </w:r>
     </w:p>
     <w:p>
@@ -34159,19 +34176,8 @@
       <w:pPr>
         <w:pStyle w:val="11"/>
       </w:pPr>
-      <w:proofErr w:type="spellStart"/>
-      <w:r>
-        <w:rPr>
-          <w:lang w:val="en-US"/>
-        </w:rPr>
-        <w:t>Шаг</w:t>
-      </w:r>
-      <w:proofErr w:type="spellEnd"/>
-      <w:r>
-        <w:rPr>
-          <w:lang w:val="en-US"/>
-        </w:rPr>
-        <w:t xml:space="preserve"> 6. </w:t>
+      <w:r>
+        <w:t xml:space="preserve">Шаг 6. </w:t>
       </w:r>
       <w:r>
         <w:t>Проверка состояния</w:t>
@@ -34262,7 +34268,7 @@
           <w:bCs/>
         </w:rPr>
       </w:pPr>
-      <w:bookmarkStart w:id="62" w:name="_Toc231562570"/>
+      <w:bookmarkStart w:id="61" w:name="_Toc231562570"/>
       <w:r>
         <w:rPr>
           <w:b/>
@@ -34270,7 +34276,7 @@
         </w:rPr>
         <w:t>Инструкция по настройке</w:t>
       </w:r>
-      <w:bookmarkEnd w:id="62"/>
+      <w:bookmarkEnd w:id="61"/>
     </w:p>
     <w:p>
       <w:pPr>
@@ -35423,7 +35429,7 @@
           <w:bCs/>
         </w:rPr>
       </w:pPr>
-      <w:bookmarkStart w:id="63" w:name="_Toc231562571"/>
+      <w:bookmarkStart w:id="62" w:name="_Toc231562571"/>
       <w:r>
         <w:rPr>
           <w:b/>
@@ -35431,7 +35437,7 @@
         </w:rPr>
         <w:t>Требования к окружению</w:t>
       </w:r>
-      <w:bookmarkEnd w:id="63"/>
+      <w:bookmarkEnd w:id="62"/>
     </w:p>
     <w:p>
       <w:pPr>
@@ -35648,7 +35654,7 @@
           <w:lang w:val="en-US"/>
         </w:rPr>
       </w:pPr>
-      <w:bookmarkStart w:id="64" w:name="_Toc231562572"/>
+      <w:bookmarkStart w:id="63" w:name="_Toc231562572"/>
       <w:r>
         <w:rPr>
           <w:b/>
@@ -35657,7 +35663,7 @@
         <w:lastRenderedPageBreak/>
         <w:t>УПРАВЛЕНИЕ ПРОЕКТОМ</w:t>
       </w:r>
-      <w:bookmarkEnd w:id="64"/>
+      <w:bookmarkEnd w:id="63"/>
     </w:p>
     <w:p>
       <w:pPr>
@@ -35677,7 +35683,7 @@
           <w:lang w:val="en-US"/>
         </w:rPr>
       </w:pPr>
-      <w:bookmarkStart w:id="65" w:name="_Toc231562573"/>
+      <w:bookmarkStart w:id="64" w:name="_Toc231562573"/>
       <w:r>
         <w:rPr>
           <w:b/>
@@ -35685,7 +35691,7 @@
         </w:rPr>
         <w:t>WBS (иерархическая структура работ)</w:t>
       </w:r>
-      <w:bookmarkEnd w:id="65"/>
+      <w:bookmarkEnd w:id="64"/>
     </w:p>
     <w:p>
       <w:pPr>
@@ -36276,7 +36282,7 @@
           <w:lang w:val="en-US"/>
         </w:rPr>
       </w:pPr>
-      <w:bookmarkStart w:id="66" w:name="_Toc231562574"/>
+      <w:bookmarkStart w:id="65" w:name="_Toc231562574"/>
       <w:r>
         <w:rPr>
           <w:b/>
@@ -36292,7 +36298,7 @@
         </w:rPr>
         <w:t>Ганта</w:t>
       </w:r>
-      <w:bookmarkEnd w:id="66"/>
+      <w:bookmarkEnd w:id="65"/>
       <w:proofErr w:type="spellEnd"/>
     </w:p>
     <w:p>
@@ -36429,14 +36435,27 @@
       <w:r>
         <w:t xml:space="preserve">Рисунок </w:t>
       </w:r>
-      <w:fldSimple w:instr=" SEQ Рисунок \* ARABIC ">
-        <w:r>
-          <w:rPr>
-            <w:noProof/>
-          </w:rPr>
-          <w:t>1</w:t>
-        </w:r>
-      </w:fldSimple>
+      <w:r>
+        <w:fldChar w:fldCharType="begin"/>
+      </w:r>
+      <w:r>
+        <w:instrText xml:space="preserve"> SEQ Рисунок \* ARABIC </w:instrText>
+      </w:r>
+      <w:r>
+        <w:fldChar w:fldCharType="separate"/>
+      </w:r>
+      <w:r>
+        <w:rPr>
+          <w:noProof/>
+        </w:rPr>
+        <w:t>1</w:t>
+      </w:r>
+      <w:r>
+        <w:rPr>
+          <w:noProof/>
+        </w:rPr>
+        <w:fldChar w:fldCharType="end"/>
+      </w:r>
       <w:r>
         <w:t xml:space="preserve"> - диаграмма </w:t>
       </w:r>
@@ -36472,7 +36491,7 @@
           <w:lang w:val="en-US"/>
         </w:rPr>
       </w:pPr>
-      <w:bookmarkStart w:id="67" w:name="_Toc231562575"/>
+      <w:bookmarkStart w:id="66" w:name="_Toc231562575"/>
       <w:r>
         <w:rPr>
           <w:b/>
@@ -36481,7 +36500,7 @@
         <w:lastRenderedPageBreak/>
         <w:t>Оценка трудозатрат (COCOMO)</w:t>
       </w:r>
-      <w:bookmarkEnd w:id="67"/>
+      <w:bookmarkEnd w:id="66"/>
     </w:p>
     <w:p>
       <w:pPr>
@@ -37164,7 +37183,7 @@
           <w:lang w:val="en-US"/>
         </w:rPr>
       </w:pPr>
-      <w:bookmarkStart w:id="68" w:name="_Toc231562576"/>
+      <w:bookmarkStart w:id="67" w:name="_Toc231562576"/>
       <w:r>
         <w:rPr>
           <w:b/>
@@ -37172,7 +37191,7 @@
         </w:rPr>
         <w:t>Управление рисками</w:t>
       </w:r>
-      <w:bookmarkEnd w:id="68"/>
+      <w:bookmarkEnd w:id="67"/>
     </w:p>
     <w:p>
       <w:pPr>
@@ -38604,7 +38623,7 @@
           <w:bCs/>
         </w:rPr>
       </w:pPr>
-      <w:bookmarkStart w:id="69" w:name="_Toc231562577"/>
+      <w:bookmarkStart w:id="68" w:name="_Toc231562577"/>
       <w:r>
         <w:rPr>
           <w:b/>
@@ -38613,7 +38632,7 @@
         <w:lastRenderedPageBreak/>
         <w:t>ЗАКЛЮЧЕНИЕ</w:t>
       </w:r>
-      <w:bookmarkEnd w:id="69"/>
+      <w:bookmarkEnd w:id="68"/>
     </w:p>
     <w:p>
       <w:pPr>
@@ -38624,7 +38643,7 @@
           <w:bCs/>
         </w:rPr>
       </w:pPr>
-      <w:bookmarkStart w:id="70" w:name="_Toc231562578"/>
+      <w:bookmarkStart w:id="69" w:name="_Toc231562578"/>
       <w:r>
         <w:rPr>
           <w:b/>
@@ -38632,7 +38651,7 @@
         </w:rPr>
         <w:t>Выводы</w:t>
       </w:r>
-      <w:bookmarkEnd w:id="70"/>
+      <w:bookmarkEnd w:id="69"/>
     </w:p>
     <w:p>
       <w:pPr>
@@ -38732,7 +38751,7 @@
         </w:rPr>
         <w:t xml:space="preserve"> </w:t>
       </w:r>
-      <w:bookmarkStart w:id="71" w:name="_Toc231562579"/>
+      <w:bookmarkStart w:id="70" w:name="_Toc231562579"/>
       <w:r>
         <w:rPr>
           <w:b/>
@@ -38740,7 +38759,7 @@
         </w:rPr>
         <w:t>Результаты</w:t>
       </w:r>
-      <w:bookmarkEnd w:id="71"/>
+      <w:bookmarkEnd w:id="70"/>
     </w:p>
     <w:p>
       <w:pPr>
@@ -38928,7 +38947,7 @@
         <w:lastRenderedPageBreak/>
         <w:t xml:space="preserve"> </w:t>
       </w:r>
-      <w:bookmarkStart w:id="72" w:name="_Toc231562580"/>
+      <w:bookmarkStart w:id="71" w:name="_Toc231562580"/>
       <w:r>
         <w:rPr>
           <w:b/>
@@ -38936,7 +38955,7 @@
         </w:rPr>
         <w:t>Перспективы развития</w:t>
       </w:r>
-      <w:bookmarkEnd w:id="72"/>
+      <w:bookmarkEnd w:id="71"/>
     </w:p>
     <w:p>
       <w:pPr>
@@ -39095,7 +39114,7 @@
           <w:bCs/>
         </w:rPr>
       </w:pPr>
-      <w:bookmarkStart w:id="73" w:name="_Toc231562581"/>
+      <w:bookmarkStart w:id="72" w:name="_Toc231562581"/>
       <w:r>
         <w:rPr>
           <w:b/>
@@ -39104,7 +39123,7 @@
         <w:lastRenderedPageBreak/>
         <w:t>СПИСОК ИСПОЛЬЗОВАННЫХ ИСТОЧНИКОВ</w:t>
       </w:r>
-      <w:bookmarkEnd w:id="73"/>
+      <w:bookmarkEnd w:id="72"/>
     </w:p>
     <w:p>
       <w:pPr>
@@ -39152,16 +39171,20 @@
         <w:t>URL</w:t>
       </w:r>
       <w:r>
-        <w:t xml:space="preserve">: (вставить ссылку на </w:t>
-      </w:r>
-      <w:r>
-        <w:rPr>
-          <w:lang w:val="en-US"/>
-        </w:rPr>
-        <w:t>GitHub</w:t>
-      </w:r>
-      <w:r>
-        <w:t xml:space="preserve">). </w:t>
+        <w:t xml:space="preserve">: </w:t>
+      </w:r>
+      <w:hyperlink r:id="rId7" w:history="1">
+        <w:r>
+          <w:rPr>
+            <w:rStyle w:val="a8"/>
+          </w:rPr>
+          <w:t>https://github.com/dimain1/LDOE_Helper</w:t>
+        </w:r>
+      </w:hyperlink>
+      <w:bookmarkStart w:id="73" w:name="_GoBack"/>
+      <w:bookmarkEnd w:id="73"/>
+      <w:r>
+        <w:t xml:space="preserve"> </w:t>
       </w:r>
       <w:r>
         <w:t>-</w:t>
@@ -45871,7 +45894,6 @@
         <w:t xml:space="preserve"> = dto.</w:t>
       </w:r>
       <w:proofErr w:type="spellStart"/>
-      <w:proofErr w:type="gramStart"/>
       <w:r>
         <w:rPr>
           <w:rFonts w:ascii="Consolas" w:hAnsi="Consolas"/>
@@ -45889,17 +45911,7 @@
           <w:szCs w:val="20"/>
           <w:lang w:val="en-US"/>
         </w:rPr>
-        <w:t>?.</w:t>
-      </w:r>
-      <w:proofErr w:type="gramEnd"/>
-      <w:r>
-        <w:rPr>
-          <w:rFonts w:ascii="Consolas" w:hAnsi="Consolas"/>
-          <w:sz w:val="20"/>
-          <w:szCs w:val="20"/>
-          <w:lang w:val="en-US"/>
-        </w:rPr>
-        <w:t xml:space="preserve">let { </w:t>
+        <w:t xml:space="preserve">?.let { </w:t>
       </w:r>
       <w:proofErr w:type="spellStart"/>
       <w:r>
@@ -47573,27 +47585,7 @@
           <w:szCs w:val="20"/>
           <w:lang w:val="en-US"/>
         </w:rPr>
-        <w:t xml:space="preserve">    override fun authenticate(route: </w:t>
-      </w:r>
-      <w:proofErr w:type="gramStart"/>
-      <w:r>
-        <w:rPr>
-          <w:rFonts w:ascii="Courier New" w:hAnsi="Courier New" w:cs="Courier New"/>
-          <w:sz w:val="20"/>
-          <w:szCs w:val="20"/>
-          <w:lang w:val="en-US"/>
-        </w:rPr>
-        <w:t>Route?,</w:t>
-      </w:r>
-      <w:proofErr w:type="gramEnd"/>
-      <w:r>
-        <w:rPr>
-          <w:rFonts w:ascii="Courier New" w:hAnsi="Courier New" w:cs="Courier New"/>
-          <w:sz w:val="20"/>
-          <w:szCs w:val="20"/>
-          <w:lang w:val="en-US"/>
-        </w:rPr>
-        <w:t xml:space="preserve"> response: Response): Request? {</w:t>
+        <w:t xml:space="preserve">    override fun authenticate(route: Route?, response: Response): Request? {</w:t>
       </w:r>
     </w:p>
     <w:p>
@@ -47953,20 +47945,9 @@
           <w:szCs w:val="20"/>
           <w:lang w:val="en-US"/>
         </w:rPr>
-        <w:t xml:space="preserve">                </w:t>
-      </w:r>
-      <w:proofErr w:type="gramStart"/>
-      <w:r>
-        <w:rPr>
-          <w:rFonts w:ascii="Courier New" w:hAnsi="Courier New" w:cs="Courier New"/>
-          <w:sz w:val="20"/>
-          <w:szCs w:val="20"/>
-          <w:lang w:val="en-US"/>
-        </w:rPr>
-        <w:t>?.</w:t>
-      </w:r>
-      <w:proofErr w:type="spellStart"/>
-      <w:proofErr w:type="gramEnd"/>
+        <w:t xml:space="preserve">                ?.</w:t>
+      </w:r>
+      <w:proofErr w:type="spellStart"/>
       <w:r>
         <w:rPr>
           <w:rFonts w:ascii="Courier New" w:hAnsi="Courier New" w:cs="Courier New"/>
@@ -50221,7 +50202,7 @@
                     </pic:cNvPicPr>
                   </pic:nvPicPr>
                   <pic:blipFill>
-                    <a:blip r:embed="rId7">
+                    <a:blip r:embed="rId8">
                       <a:extLst>
                         <a:ext uri="{28A0092B-C50C-407E-A947-70E740481C1C}">
                           <a14:useLocalDpi xmlns:a14="http://schemas.microsoft.com/office/drawing/2010/main" val="0"/>
@@ -50324,7 +50305,7 @@
                     </pic:cNvPicPr>
                   </pic:nvPicPr>
                   <pic:blipFill>
-                    <a:blip r:embed="rId8" cstate="print">
+                    <a:blip r:embed="rId9" cstate="print">
                       <a:extLst>
                         <a:ext uri="{28A0092B-C50C-407E-A947-70E740481C1C}">
                           <a14:useLocalDpi xmlns:a14="http://schemas.microsoft.com/office/drawing/2010/main" val="0"/>
@@ -50427,7 +50408,7 @@
                     </pic:cNvPicPr>
                   </pic:nvPicPr>
                   <pic:blipFill>
-                    <a:blip r:embed="rId9">
+                    <a:blip r:embed="rId10">
                       <a:extLst>
                         <a:ext uri="{28A0092B-C50C-407E-A947-70E740481C1C}">
                           <a14:useLocalDpi xmlns:a14="http://schemas.microsoft.com/office/drawing/2010/main" val="0"/>
@@ -50583,7 +50564,7 @@
                     </pic:cNvPicPr>
                   </pic:nvPicPr>
                   <pic:blipFill>
-                    <a:blip r:embed="rId10" cstate="print">
+                    <a:blip r:embed="rId11" cstate="print">
                       <a:extLst>
                         <a:ext uri="{28A0092B-C50C-407E-A947-70E740481C1C}">
                           <a14:useLocalDpi xmlns:a14="http://schemas.microsoft.com/office/drawing/2010/main" val="0"/>
@@ -50859,7 +50840,7 @@
                     </pic:cNvPicPr>
                   </pic:nvPicPr>
                   <pic:blipFill>
-                    <a:blip r:embed="rId11">
+                    <a:blip r:embed="rId12">
                       <a:extLst>
                         <a:ext uri="{28A0092B-C50C-407E-A947-70E740481C1C}">
                           <a14:useLocalDpi xmlns:a14="http://schemas.microsoft.com/office/drawing/2010/main" val="0"/>
@@ -59395,7 +59376,7 @@
 </file>
 
 <file path=customXml/itemProps1.xml><?xml version="1.0" encoding="utf-8"?>
-<ds:datastoreItem xmlns:ds="http://schemas.openxmlformats.org/officeDocument/2006/customXml" ds:itemID="{D696C522-090F-4839-9094-78C5C62F6482}">
+<ds:datastoreItem xmlns:ds="http://schemas.openxmlformats.org/officeDocument/2006/customXml" ds:itemID="{6EF2949F-077F-402C-96E0-A55823F395E3}">
   <ds:schemaRefs>
     <ds:schemaRef ds:uri="http://schemas.openxmlformats.org/officeDocument/2006/bibliography"/>
   </ds:schemaRefs>

--- a/docs/12-final-report/Пояснительная записка.docx
+++ b/docs/12-final-report/Пояснительная записка.docx
@@ -1315,7 +1315,15 @@
           <w:szCs w:val="28"/>
           <w:lang w:eastAsia="ru-RU"/>
         </w:rPr>
-        <w:t>Ставрополь, 2025</w:t>
+        <w:t>Ставрополь, 202</w:t>
+      </w:r>
+      <w:r>
+        <w:rPr>
+          <w:rFonts w:eastAsia="Times New Roman" w:cs="Times New Roman"/>
+          <w:szCs w:val="28"/>
+          <w:lang w:val="en-US" w:eastAsia="ru-RU"/>
+        </w:rPr>
+        <w:t>6</w:t>
       </w:r>
       <w:r>
         <w:rPr>
@@ -8407,21 +8415,7 @@
         <w:rPr>
           <w:lang w:eastAsia="ru-RU"/>
         </w:rPr>
-        <w:t xml:space="preserve"> мобильная игра жанра выживания с широкой аудиторией, ключевой особенностью которой являются </w:t>
-      </w:r>
-      <w:proofErr w:type="spellStart"/>
-      <w:r>
-        <w:rPr>
-          <w:lang w:eastAsia="ru-RU"/>
-        </w:rPr>
-        <w:t>временны́е</w:t>
-      </w:r>
-      <w:proofErr w:type="spellEnd"/>
-      <w:r>
-        <w:rPr>
-          <w:lang w:eastAsia="ru-RU"/>
-        </w:rPr>
-        <w:t xml:space="preserve"> события, привязанные к реальному времени. Пропущенное событие влечёт потерю ресурсов и замедление игрового прогресса, однако официальное приложение не предоставляет полноценного механизма их отслеживания.</w:t>
+        <w:t xml:space="preserve"> мобильная игра жанра выживания с широкой аудиторией, ключевой особенностью которой являются временные события, привязанные к реальному времени. Пропущенное событие влечёт потерю ресурсов и замедление игрового прогресса, однако официальное приложение не предоставляет полноценного механизма их отслеживания.</w:t>
       </w:r>
     </w:p>
     <w:p>
@@ -9148,15 +9142,7 @@
         <w:t>-</w:t>
       </w:r>
       <w:r>
-        <w:t xml:space="preserve"> многопользовательской игры жанра выживания, в которой ключевые игровые процессы (производство ресурсов, строительство, восстановление) привязаны к реальному времени. Пользователям необходим инструмент, позволяющий создавать и отслеживать </w:t>
-      </w:r>
-      <w:proofErr w:type="spellStart"/>
-      <w:r>
-        <w:t>временны́е</w:t>
-      </w:r>
-      <w:proofErr w:type="spellEnd"/>
-      <w:r>
-        <w:t xml:space="preserve"> события с уведомлениями, просматривать справочную базу игрового контента и управлять шаблонами повторяющихся действий </w:t>
+        <w:t xml:space="preserve"> многопользовательской игры жанра выживания, в которой ключевые игровые процессы (производство ресурсов, строительство, восстановление) привязаны к реальному времени. Пользователям необходим инструмент, позволяющий создавать и отслеживать временные события с уведомлениями, просматривать справочную базу игрового контента и управлять шаблонами повторяющихся действий </w:t>
       </w:r>
       <w:r>
         <w:t>-</w:t>
@@ -13630,21 +13616,19 @@
                 <w:lang w:eastAsia="ru-RU"/>
                 <w14:ligatures w14:val="none"/>
               </w:rPr>
-              <w:t xml:space="preserve">180 000 </w:t>
-            </w:r>
-            <w:proofErr w:type="spellStart"/>
-            <w:r>
-              <w:rPr>
-                <w:rFonts w:eastAsia="Times New Roman" w:cs="Times New Roman"/>
-                <w:kern w:val="0"/>
-                <w:sz w:val="24"/>
-                <w:szCs w:val="24"/>
-                <w:lang w:eastAsia="ru-RU"/>
-                <w14:ligatures w14:val="none"/>
-              </w:rPr>
-              <w:t>руб</w:t>
-            </w:r>
-            <w:proofErr w:type="spellEnd"/>
+              <w:t>180 000 руб</w:t>
+            </w:r>
+            <w:r>
+              <w:rPr>
+                <w:rFonts w:eastAsia="Times New Roman" w:cs="Times New Roman"/>
+                <w:kern w:val="0"/>
+                <w:sz w:val="24"/>
+                <w:szCs w:val="24"/>
+                <w:lang w:eastAsia="ru-RU"/>
+                <w14:ligatures w14:val="none"/>
+              </w:rPr>
+              <w:t>.</w:t>
+            </w:r>
           </w:p>
         </w:tc>
       </w:tr>
@@ -15888,9 +15872,9 @@
       </w:tblPr>
       <w:tblGrid>
         <w:gridCol w:w="1695"/>
-        <w:gridCol w:w="1561"/>
-        <w:gridCol w:w="3540"/>
-        <w:gridCol w:w="2549"/>
+        <w:gridCol w:w="1703"/>
+        <w:gridCol w:w="3400"/>
+        <w:gridCol w:w="2547"/>
       </w:tblGrid>
       <w:tr>
         <w:trPr>
@@ -15931,7 +15915,7 @@
         </w:tc>
         <w:tc>
           <w:tcPr>
-            <w:tcW w:w="835" w:type="pct"/>
+            <w:tcW w:w="911" w:type="pct"/>
             <w:noWrap/>
             <w:vAlign w:val="center"/>
             <w:hideMark/>
@@ -15963,7 +15947,7 @@
         </w:tc>
         <w:tc>
           <w:tcPr>
-            <w:tcW w:w="1894" w:type="pct"/>
+            <w:tcW w:w="1819" w:type="pct"/>
             <w:noWrap/>
             <w:vAlign w:val="center"/>
             <w:hideMark/>
@@ -16066,7 +16050,7 @@
         </w:tc>
         <w:tc>
           <w:tcPr>
-            <w:tcW w:w="835" w:type="pct"/>
+            <w:tcW w:w="911" w:type="pct"/>
             <w:vAlign w:val="center"/>
             <w:hideMark/>
           </w:tcPr>
@@ -16099,7 +16083,7 @@
         </w:tc>
         <w:tc>
           <w:tcPr>
-            <w:tcW w:w="1894" w:type="pct"/>
+            <w:tcW w:w="1819" w:type="pct"/>
             <w:vAlign w:val="center"/>
             <w:hideMark/>
           </w:tcPr>
@@ -16224,7 +16208,7 @@
         </w:tc>
         <w:tc>
           <w:tcPr>
-            <w:tcW w:w="835" w:type="pct"/>
+            <w:tcW w:w="911" w:type="pct"/>
             <w:vAlign w:val="center"/>
             <w:hideMark/>
           </w:tcPr>
@@ -16257,7 +16241,7 @@
         </w:tc>
         <w:tc>
           <w:tcPr>
-            <w:tcW w:w="1894" w:type="pct"/>
+            <w:tcW w:w="1819" w:type="pct"/>
             <w:vAlign w:val="center"/>
             <w:hideMark/>
           </w:tcPr>
@@ -16395,7 +16379,7 @@
         </w:tc>
         <w:tc>
           <w:tcPr>
-            <w:tcW w:w="835" w:type="pct"/>
+            <w:tcW w:w="911" w:type="pct"/>
             <w:vAlign w:val="center"/>
             <w:hideMark/>
           </w:tcPr>
@@ -16428,7 +16412,7 @@
         </w:tc>
         <w:tc>
           <w:tcPr>
-            <w:tcW w:w="1894" w:type="pct"/>
+            <w:tcW w:w="1819" w:type="pct"/>
             <w:vAlign w:val="center"/>
             <w:hideMark/>
           </w:tcPr>
@@ -16614,7 +16598,7 @@
         </w:tc>
         <w:tc>
           <w:tcPr>
-            <w:tcW w:w="835" w:type="pct"/>
+            <w:tcW w:w="911" w:type="pct"/>
             <w:vAlign w:val="center"/>
             <w:hideMark/>
           </w:tcPr>
@@ -16647,7 +16631,7 @@
         </w:tc>
         <w:tc>
           <w:tcPr>
-            <w:tcW w:w="1894" w:type="pct"/>
+            <w:tcW w:w="1819" w:type="pct"/>
             <w:vAlign w:val="center"/>
             <w:hideMark/>
           </w:tcPr>
@@ -16808,7 +16792,7 @@
         </w:tc>
         <w:tc>
           <w:tcPr>
-            <w:tcW w:w="835" w:type="pct"/>
+            <w:tcW w:w="911" w:type="pct"/>
             <w:vAlign w:val="center"/>
           </w:tcPr>
           <w:p>
@@ -16840,7 +16824,7 @@
         </w:tc>
         <w:tc>
           <w:tcPr>
-            <w:tcW w:w="1894" w:type="pct"/>
+            <w:tcW w:w="1819" w:type="pct"/>
             <w:vAlign w:val="center"/>
           </w:tcPr>
           <w:p>
@@ -18406,11 +18390,12 @@
           <w:tcPr>
             <w:tcW w:w="0" w:type="auto"/>
             <w:noWrap/>
+            <w:vAlign w:val="center"/>
             <w:hideMark/>
           </w:tcPr>
           <w:p>
             <w:pPr>
-              <w:jc w:val="left"/>
+              <w:jc w:val="center"/>
               <w:rPr>
                 <w:rFonts w:eastAsia="Times New Roman" w:cs="Times New Roman"/>
                 <w:kern w:val="0"/>
@@ -18437,11 +18422,12 @@
           <w:tcPr>
             <w:tcW w:w="0" w:type="auto"/>
             <w:noWrap/>
+            <w:vAlign w:val="center"/>
             <w:hideMark/>
           </w:tcPr>
           <w:p>
             <w:pPr>
-              <w:jc w:val="left"/>
+              <w:jc w:val="center"/>
               <w:rPr>
                 <w:rFonts w:eastAsia="Times New Roman" w:cs="Times New Roman"/>
                 <w:kern w:val="0"/>
@@ -18468,11 +18454,12 @@
           <w:tcPr>
             <w:tcW w:w="4601" w:type="dxa"/>
             <w:noWrap/>
+            <w:vAlign w:val="center"/>
             <w:hideMark/>
           </w:tcPr>
           <w:p>
             <w:pPr>
-              <w:jc w:val="left"/>
+              <w:jc w:val="center"/>
               <w:rPr>
                 <w:rFonts w:eastAsia="Times New Roman" w:cs="Times New Roman"/>
                 <w:kern w:val="0"/>
@@ -18503,11 +18490,12 @@
         <w:tc>
           <w:tcPr>
             <w:tcW w:w="0" w:type="auto"/>
+            <w:vAlign w:val="center"/>
             <w:hideMark/>
           </w:tcPr>
           <w:p>
             <w:pPr>
-              <w:jc w:val="left"/>
+              <w:jc w:val="center"/>
               <w:rPr>
                 <w:rFonts w:eastAsia="Times New Roman" w:cs="Times New Roman"/>
                 <w:kern w:val="0"/>
@@ -18533,11 +18521,12 @@
         <w:tc>
           <w:tcPr>
             <w:tcW w:w="0" w:type="auto"/>
+            <w:vAlign w:val="center"/>
             <w:hideMark/>
           </w:tcPr>
           <w:p>
             <w:pPr>
-              <w:jc w:val="left"/>
+              <w:jc w:val="center"/>
               <w:rPr>
                 <w:rFonts w:eastAsia="Times New Roman" w:cs="Times New Roman"/>
                 <w:kern w:val="0"/>
@@ -18563,11 +18552,12 @@
         <w:tc>
           <w:tcPr>
             <w:tcW w:w="4601" w:type="dxa"/>
+            <w:vAlign w:val="center"/>
             <w:hideMark/>
           </w:tcPr>
           <w:p>
             <w:pPr>
-              <w:jc w:val="left"/>
+              <w:jc w:val="center"/>
               <w:rPr>
                 <w:rFonts w:eastAsia="Times New Roman" w:cs="Times New Roman"/>
                 <w:kern w:val="0"/>
@@ -18622,11 +18612,12 @@
         <w:tc>
           <w:tcPr>
             <w:tcW w:w="0" w:type="auto"/>
+            <w:vAlign w:val="center"/>
             <w:hideMark/>
           </w:tcPr>
           <w:p>
             <w:pPr>
-              <w:jc w:val="left"/>
+              <w:jc w:val="center"/>
               <w:rPr>
                 <w:rFonts w:eastAsia="Times New Roman" w:cs="Times New Roman"/>
                 <w:kern w:val="0"/>
@@ -18652,11 +18643,12 @@
         <w:tc>
           <w:tcPr>
             <w:tcW w:w="0" w:type="auto"/>
+            <w:vAlign w:val="center"/>
             <w:hideMark/>
           </w:tcPr>
           <w:p>
             <w:pPr>
-              <w:jc w:val="left"/>
+              <w:jc w:val="center"/>
               <w:rPr>
                 <w:rFonts w:eastAsia="Times New Roman" w:cs="Times New Roman"/>
                 <w:kern w:val="0"/>
@@ -18706,11 +18698,12 @@
         <w:tc>
           <w:tcPr>
             <w:tcW w:w="4601" w:type="dxa"/>
+            <w:vAlign w:val="center"/>
             <w:hideMark/>
           </w:tcPr>
           <w:p>
             <w:pPr>
-              <w:jc w:val="left"/>
+              <w:jc w:val="center"/>
               <w:rPr>
                 <w:rFonts w:eastAsia="Times New Roman" w:cs="Times New Roman"/>
                 <w:kern w:val="0"/>
@@ -18765,11 +18758,12 @@
         <w:tc>
           <w:tcPr>
             <w:tcW w:w="0" w:type="auto"/>
+            <w:vAlign w:val="center"/>
             <w:hideMark/>
           </w:tcPr>
           <w:p>
             <w:pPr>
-              <w:jc w:val="left"/>
+              <w:jc w:val="center"/>
               <w:rPr>
                 <w:rFonts w:eastAsia="Times New Roman" w:cs="Times New Roman"/>
                 <w:kern w:val="0"/>
@@ -18795,11 +18789,12 @@
         <w:tc>
           <w:tcPr>
             <w:tcW w:w="0" w:type="auto"/>
+            <w:vAlign w:val="center"/>
             <w:hideMark/>
           </w:tcPr>
           <w:p>
             <w:pPr>
-              <w:jc w:val="left"/>
+              <w:jc w:val="center"/>
               <w:rPr>
                 <w:rFonts w:eastAsia="Times New Roman" w:cs="Times New Roman"/>
                 <w:kern w:val="0"/>
@@ -18825,11 +18820,12 @@
         <w:tc>
           <w:tcPr>
             <w:tcW w:w="4601" w:type="dxa"/>
+            <w:vAlign w:val="center"/>
             <w:hideMark/>
           </w:tcPr>
           <w:p>
             <w:pPr>
-              <w:jc w:val="left"/>
+              <w:jc w:val="center"/>
               <w:rPr>
                 <w:rFonts w:eastAsia="Times New Roman" w:cs="Times New Roman"/>
                 <w:kern w:val="0"/>
@@ -18950,11 +18946,12 @@
         <w:tc>
           <w:tcPr>
             <w:tcW w:w="0" w:type="auto"/>
+            <w:vAlign w:val="center"/>
             <w:hideMark/>
           </w:tcPr>
           <w:p>
             <w:pPr>
-              <w:jc w:val="left"/>
+              <w:jc w:val="center"/>
               <w:rPr>
                 <w:rFonts w:eastAsia="Times New Roman" w:cs="Times New Roman"/>
                 <w:kern w:val="0"/>
@@ -18980,11 +18977,12 @@
         <w:tc>
           <w:tcPr>
             <w:tcW w:w="0" w:type="auto"/>
+            <w:vAlign w:val="center"/>
             <w:hideMark/>
           </w:tcPr>
           <w:p>
             <w:pPr>
-              <w:jc w:val="left"/>
+              <w:jc w:val="center"/>
               <w:rPr>
                 <w:rFonts w:eastAsia="Times New Roman" w:cs="Times New Roman"/>
                 <w:kern w:val="0"/>
@@ -19058,11 +19056,12 @@
         <w:tc>
           <w:tcPr>
             <w:tcW w:w="4601" w:type="dxa"/>
+            <w:vAlign w:val="center"/>
             <w:hideMark/>
           </w:tcPr>
           <w:p>
             <w:pPr>
-              <w:jc w:val="left"/>
+              <w:jc w:val="center"/>
               <w:rPr>
                 <w:rFonts w:eastAsia="Times New Roman" w:cs="Times New Roman"/>
                 <w:kern w:val="0"/>
@@ -19130,11 +19129,12 @@
         <w:tc>
           <w:tcPr>
             <w:tcW w:w="0" w:type="auto"/>
+            <w:vAlign w:val="center"/>
             <w:hideMark/>
           </w:tcPr>
           <w:p>
             <w:pPr>
-              <w:jc w:val="left"/>
+              <w:jc w:val="center"/>
               <w:rPr>
                 <w:rFonts w:eastAsia="Times New Roman" w:cs="Times New Roman"/>
                 <w:kern w:val="0"/>
@@ -19160,11 +19160,12 @@
         <w:tc>
           <w:tcPr>
             <w:tcW w:w="0" w:type="auto"/>
+            <w:vAlign w:val="center"/>
             <w:hideMark/>
           </w:tcPr>
           <w:p>
             <w:pPr>
-              <w:jc w:val="left"/>
+              <w:jc w:val="center"/>
               <w:rPr>
                 <w:rFonts w:eastAsia="Times New Roman" w:cs="Times New Roman"/>
                 <w:kern w:val="0"/>
@@ -19227,11 +19228,12 @@
         <w:tc>
           <w:tcPr>
             <w:tcW w:w="4601" w:type="dxa"/>
+            <w:vAlign w:val="center"/>
             <w:hideMark/>
           </w:tcPr>
           <w:p>
             <w:pPr>
-              <w:jc w:val="left"/>
+              <w:jc w:val="center"/>
               <w:rPr>
                 <w:rFonts w:eastAsia="Times New Roman" w:cs="Times New Roman"/>
                 <w:kern w:val="0"/>
@@ -30029,11 +30031,16 @@
       <w:r>
         <w:t xml:space="preserve"> </w:t>
       </w:r>
+      <w:proofErr w:type="gramStart"/>
       <w:r>
         <w:t>-</w:t>
       </w:r>
       <w:r>
-        <w:t xml:space="preserve"> это позволяет проверить поведение @</w:t>
+        <w:t xml:space="preserve"> это</w:t>
+      </w:r>
+      <w:proofErr w:type="gramEnd"/>
+      <w:r>
+        <w:t xml:space="preserve"> позволяет проверить поведение @</w:t>
       </w:r>
       <w:proofErr w:type="spellStart"/>
       <w:r>
@@ -34102,9 +34109,6 @@
       <w:pPr>
         <w:pStyle w:val="11"/>
         <w:ind w:firstLine="0"/>
-        <w:rPr>
-          <w:lang w:val="en-US"/>
-        </w:rPr>
       </w:pPr>
       <w:r>
         <w:rPr>
@@ -34112,45 +34116,35 @@
         </w:rPr>
         <w:t>cd</w:t>
       </w:r>
-      <w:r>
-        <w:rPr>
-          <w:lang w:val="en-US"/>
-        </w:rPr>
-        <w:t xml:space="preserve"> ../..</w:t>
-      </w:r>
-    </w:p>
-    <w:p>
-      <w:pPr>
-        <w:pStyle w:val="11"/>
-        <w:rPr>
-          <w:lang w:val="en-US"/>
-        </w:rPr>
+      <w:proofErr w:type="gramStart"/>
+      <w:r>
+        <w:t xml:space="preserve"> ..</w:t>
+      </w:r>
+      <w:proofErr w:type="gramEnd"/>
+      <w:r>
+        <w:t>/..</w:t>
+      </w:r>
+    </w:p>
+    <w:p>
+      <w:pPr>
+        <w:pStyle w:val="11"/>
       </w:pPr>
       <w:r>
         <w:t>Шаг</w:t>
       </w:r>
       <w:r>
-        <w:rPr>
-          <w:lang w:val="en-US"/>
-        </w:rPr>
         <w:t xml:space="preserve"> 5. </w:t>
       </w:r>
       <w:r>
         <w:t>Запуск</w:t>
       </w:r>
       <w:r>
-        <w:rPr>
-          <w:lang w:val="en-US"/>
-        </w:rPr>
         <w:t xml:space="preserve"> </w:t>
       </w:r>
       <w:r>
         <w:t>всех</w:t>
       </w:r>
       <w:r>
-        <w:rPr>
-          <w:lang w:val="en-US"/>
-        </w:rPr>
         <w:t xml:space="preserve"> </w:t>
       </w:r>
       <w:r>
@@ -34177,7 +34171,13 @@
         <w:pStyle w:val="11"/>
       </w:pPr>
       <w:r>
-        <w:t xml:space="preserve">Шаг 6. </w:t>
+        <w:t>Шаг</w:t>
+      </w:r>
+      <w:r>
+        <w:rPr>
+          <w:lang w:val="en-US"/>
+        </w:rPr>
+        <w:t xml:space="preserve"> 6. </w:t>
       </w:r>
       <w:r>
         <w:t>Проверка состояния</w:t>
@@ -36435,27 +36435,14 @@
       <w:r>
         <w:t xml:space="preserve">Рисунок </w:t>
       </w:r>
-      <w:r>
-        <w:fldChar w:fldCharType="begin"/>
-      </w:r>
-      <w:r>
-        <w:instrText xml:space="preserve"> SEQ Рисунок \* ARABIC </w:instrText>
-      </w:r>
-      <w:r>
-        <w:fldChar w:fldCharType="separate"/>
-      </w:r>
-      <w:r>
-        <w:rPr>
-          <w:noProof/>
-        </w:rPr>
-        <w:t>1</w:t>
-      </w:r>
-      <w:r>
-        <w:rPr>
-          <w:noProof/>
-        </w:rPr>
-        <w:fldChar w:fldCharType="end"/>
-      </w:r>
+      <w:fldSimple w:instr=" SEQ Рисунок \* ARABIC ">
+        <w:r>
+          <w:rPr>
+            <w:noProof/>
+          </w:rPr>
+          <w:t>1</w:t>
+        </w:r>
+      </w:fldSimple>
       <w:r>
         <w:t xml:space="preserve"> - диаграмма </w:t>
       </w:r>
@@ -39178,11 +39165,23 @@
           <w:rPr>
             <w:rStyle w:val="a8"/>
           </w:rPr>
-          <w:t>https://github.com/dimain1/LDOE_Helper</w:t>
+          <w:t>https://github.com/dimain1/L</w:t>
+        </w:r>
+        <w:bookmarkStart w:id="73" w:name="_GoBack"/>
+        <w:bookmarkEnd w:id="73"/>
+        <w:r>
+          <w:rPr>
+            <w:rStyle w:val="a8"/>
+          </w:rPr>
+          <w:t>D</w:t>
+        </w:r>
+        <w:r>
+          <w:rPr>
+            <w:rStyle w:val="a8"/>
+          </w:rPr>
+          <w:t>OE_Helper</w:t>
         </w:r>
       </w:hyperlink>
-      <w:bookmarkStart w:id="73" w:name="_GoBack"/>
-      <w:bookmarkEnd w:id="73"/>
       <w:r>
         <w:t xml:space="preserve"> </w:t>
       </w:r>
@@ -45894,6 +45893,7 @@
         <w:t xml:space="preserve"> = dto.</w:t>
       </w:r>
       <w:proofErr w:type="spellStart"/>
+      <w:proofErr w:type="gramStart"/>
       <w:r>
         <w:rPr>
           <w:rFonts w:ascii="Consolas" w:hAnsi="Consolas"/>
@@ -45911,7 +45911,17 @@
           <w:szCs w:val="20"/>
           <w:lang w:val="en-US"/>
         </w:rPr>
-        <w:t xml:space="preserve">?.let { </w:t>
+        <w:t>?.</w:t>
+      </w:r>
+      <w:proofErr w:type="gramEnd"/>
+      <w:r>
+        <w:rPr>
+          <w:rFonts w:ascii="Consolas" w:hAnsi="Consolas"/>
+          <w:sz w:val="20"/>
+          <w:szCs w:val="20"/>
+          <w:lang w:val="en-US"/>
+        </w:rPr>
+        <w:t xml:space="preserve">let { </w:t>
       </w:r>
       <w:proofErr w:type="spellStart"/>
       <w:r>
@@ -47585,7 +47595,27 @@
           <w:szCs w:val="20"/>
           <w:lang w:val="en-US"/>
         </w:rPr>
-        <w:t xml:space="preserve">    override fun authenticate(route: Route?, response: Response): Request? {</w:t>
+        <w:t xml:space="preserve">    override fun authenticate(route: </w:t>
+      </w:r>
+      <w:proofErr w:type="gramStart"/>
+      <w:r>
+        <w:rPr>
+          <w:rFonts w:ascii="Courier New" w:hAnsi="Courier New" w:cs="Courier New"/>
+          <w:sz w:val="20"/>
+          <w:szCs w:val="20"/>
+          <w:lang w:val="en-US"/>
+        </w:rPr>
+        <w:t>Route?,</w:t>
+      </w:r>
+      <w:proofErr w:type="gramEnd"/>
+      <w:r>
+        <w:rPr>
+          <w:rFonts w:ascii="Courier New" w:hAnsi="Courier New" w:cs="Courier New"/>
+          <w:sz w:val="20"/>
+          <w:szCs w:val="20"/>
+          <w:lang w:val="en-US"/>
+        </w:rPr>
+        <w:t xml:space="preserve"> response: Response): Request? {</w:t>
       </w:r>
     </w:p>
     <w:p>
@@ -47945,9 +47975,20 @@
           <w:szCs w:val="20"/>
           <w:lang w:val="en-US"/>
         </w:rPr>
-        <w:t xml:space="preserve">                ?.</w:t>
-      </w:r>
-      <w:proofErr w:type="spellStart"/>
+        <w:t xml:space="preserve">                </w:t>
+      </w:r>
+      <w:proofErr w:type="gramStart"/>
+      <w:r>
+        <w:rPr>
+          <w:rFonts w:ascii="Courier New" w:hAnsi="Courier New" w:cs="Courier New"/>
+          <w:sz w:val="20"/>
+          <w:szCs w:val="20"/>
+          <w:lang w:val="en-US"/>
+        </w:rPr>
+        <w:t>?.</w:t>
+      </w:r>
+      <w:proofErr w:type="spellStart"/>
+      <w:proofErr w:type="gramEnd"/>
       <w:r>
         <w:rPr>
           <w:rFonts w:ascii="Courier New" w:hAnsi="Courier New" w:cs="Courier New"/>
@@ -59073,6 +59114,18 @@
       <w:shd w:val="clear" w:color="auto" w:fill="E1DFDD"/>
     </w:rPr>
   </w:style>
+  <w:style w:type="character" w:styleId="ab">
+    <w:name w:val="FollowedHyperlink"/>
+    <w:basedOn w:val="a0"/>
+    <w:uiPriority w:val="99"/>
+    <w:semiHidden/>
+    <w:unhideWhenUsed/>
+    <w:rsid w:val="00F141E0"/>
+    <w:rPr>
+      <w:color w:val="954F72" w:themeColor="followedHyperlink"/>
+      <w:u w:val="single"/>
+    </w:rPr>
+  </w:style>
 </w:styles>
 </file>
 
@@ -59376,7 +59429,7 @@
 </file>
 
 <file path=customXml/itemProps1.xml><?xml version="1.0" encoding="utf-8"?>
-<ds:datastoreItem xmlns:ds="http://schemas.openxmlformats.org/officeDocument/2006/customXml" ds:itemID="{6EF2949F-077F-402C-96E0-A55823F395E3}">
+<ds:datastoreItem xmlns:ds="http://schemas.openxmlformats.org/officeDocument/2006/customXml" ds:itemID="{26F68B02-B51D-4750-AAEE-0667896B97CE}">
   <ds:schemaRefs>
     <ds:schemaRef ds:uri="http://schemas.openxmlformats.org/officeDocument/2006/bibliography"/>
   </ds:schemaRefs>
